--- a/samples/CONTOH_SPT_4_PEGAWAI_DENGAN_TTD.docx
+++ b/samples/CONTOH_SPT_4_PEGAWAI_DENGAN_TTD.docx
@@ -1220,7 +1220,7 @@
                 <w:sz w:val="24"/>
                 <w:u w:val="none"/>
               </w:rPr>
-              <w:t>LUKY NURAINI ROSYIDAH, S.STP., M.AP.</w:t>
+              <w:t>SARI WASANANING A.P, S.S.</w:t>
             </w:r>
           </w:p>
           <w:p>
@@ -1235,7 +1235,7 @@
                 <w:sz w:val="24"/>
                 <w:u w:val="none"/>
               </w:rPr>
-              <w:t>Penata Tk. I (III/d)</w:t>
+              <w:t>Penata Muda Tk. I (III/b)</w:t>
             </w:r>
           </w:p>
           <w:p>
@@ -1250,7 +1250,7 @@
                 <w:sz w:val="24"/>
                 <w:u w:val="none"/>
               </w:rPr>
-              <w:t>198609152006022001</w:t>
+              <w:t>198401182014032001</w:t>
             </w:r>
           </w:p>
           <w:p>
@@ -1265,7 +1265,7 @@
                 <w:sz w:val="24"/>
                 <w:u w:val="none"/>
               </w:rPr>
-              <w:t>Adyatama Parekraf Ahli Muda</w:t>
+              <w:t>Adyatama Parekraf Ahli Pertama</w:t>
             </w:r>
           </w:p>
         </w:tc>
@@ -1492,7 +1492,7 @@
                 <w:sz w:val="24"/>
                 <w:u w:val="none"/>
               </w:rPr>
-              <w:t>CHANDRA NURHIDAYAT., S.Hub.,Int.</w:t>
+              <w:t>YEKTI LESTARI, S.St.Par.</w:t>
             </w:r>
           </w:p>
           <w:p>
@@ -1507,7 +1507,7 @@
                 <w:sz w:val="24"/>
                 <w:u w:val="none"/>
               </w:rPr>
-              <w:t>Penata (III/c)</w:t>
+              <w:t>Penata Tk. I (III/d)</w:t>
             </w:r>
           </w:p>
           <w:p>
@@ -1522,7 +1522,7 @@
                 <w:sz w:val="24"/>
                 <w:u w:val="none"/>
               </w:rPr>
-              <w:t>198810202014031004</w:t>
+              <w:t>197712242006042021</w:t>
             </w:r>
           </w:p>
           <w:p>
@@ -1537,7 +1537,7 @@
                 <w:sz w:val="24"/>
                 <w:u w:val="none"/>
               </w:rPr>
-              <w:t>Adyatama Parekraf Ahli Muda</w:t>
+              <w:t>Penelaah Teknis Kebijakan</w:t>
             </w:r>
           </w:p>
         </w:tc>
@@ -1764,7 +1764,7 @@
                 <w:sz w:val="24"/>
                 <w:u w:val="none"/>
               </w:rPr>
-              <w:t>SARI WASANANING A.P, S.S.</w:t>
+              <w:t>ISMADI, SE., MM.</w:t>
             </w:r>
           </w:p>
           <w:p>
@@ -1779,7 +1779,7 @@
                 <w:sz w:val="24"/>
                 <w:u w:val="none"/>
               </w:rPr>
-              <w:t>Penata Muda Tk. I (III/b)</w:t>
+              <w:t>Penata Tk. I (III/d)</w:t>
             </w:r>
           </w:p>
           <w:p>
@@ -1794,7 +1794,7 @@
                 <w:sz w:val="24"/>
                 <w:u w:val="none"/>
               </w:rPr>
-              <w:t>198401182014032001</w:t>
+              <w:t>197304201995031004</w:t>
             </w:r>
           </w:p>
           <w:p>
@@ -1809,7 +1809,7 @@
                 <w:sz w:val="24"/>
                 <w:u w:val="none"/>
               </w:rPr>
-              <w:t>Adyatama Parekraf Ahli Pertama</w:t>
+              <w:t>Penelaah Teknis Kebijakan</w:t>
             </w:r>
           </w:p>
         </w:tc>
